--- a/EECS_738_machine_learning/lab4/Lab 4.docx
+++ b/EECS_738_machine_learning/lab4/Lab 4.docx
@@ -97,13 +97,75 @@
       <w:r>
         <w:t xml:space="preserve">2. </w:t>
       </w:r>
+      <w:r>
+        <w:t>Compare this baseline model with the given ResNet with 3 residual blocks</w:t>
+      </w:r>
+      <w:r>
+        <w:t xml:space="preserve"> and 2 skips.</w:t>
+      </w:r>
+      <w:r>
+        <w:t xml:space="preserve"> The ResNet looks like:</w:t>
+      </w:r>
+    </w:p>
+    <w:p>
+      <w:pPr>
+        <w:jc w:val="center"/>
+      </w:pPr>
+      <w:r>
+        <w:drawing>
+          <wp:inline distT="0" distB="0" distL="0" distR="0" wp14:anchorId="7AB90AE8" wp14:editId="01155A76">
+            <wp:extent cx="1929694" cy="6045200"/>
+            <wp:effectExtent l="0" t="0" r="1270" b="0"/>
+            <wp:docPr id="2" name="Picture 2" descr="A screenshot of a cell phone&#10;&#10;Description automatically generated"/>
+            <wp:cNvGraphicFramePr>
+              <a:graphicFrameLocks xmlns:a="http://schemas.openxmlformats.org/drawingml/2006/main" noChangeAspect="1"/>
+            </wp:cNvGraphicFramePr>
+            <a:graphic xmlns:a="http://schemas.openxmlformats.org/drawingml/2006/main">
+              <a:graphicData uri="http://schemas.openxmlformats.org/drawingml/2006/picture">
+                <pic:pic xmlns:pic="http://schemas.openxmlformats.org/drawingml/2006/picture">
+                  <pic:nvPicPr>
+                    <pic:cNvPr id="1" name=""/>
+                    <pic:cNvPicPr/>
+                  </pic:nvPicPr>
+                  <pic:blipFill>
+                    <a:blip r:embed="rId5"/>
+                    <a:stretch>
+                      <a:fillRect/>
+                    </a:stretch>
+                  </pic:blipFill>
+                  <pic:spPr>
+                    <a:xfrm>
+                      <a:off x="0" y="0"/>
+                      <a:ext cx="1975274" cy="6187991"/>
+                    </a:xfrm>
+                    <a:prstGeom prst="rect">
+                      <a:avLst/>
+                    </a:prstGeom>
+                  </pic:spPr>
+                </pic:pic>
+              </a:graphicData>
+            </a:graphic>
+          </wp:inline>
+        </w:drawing>
+      </w:r>
+    </w:p>
+    <w:p>
+      <w:pPr>
+        <w:jc w:val="center"/>
+      </w:pPr>
+    </w:p>
+    <w:p>
+      <w:r>
+        <w:lastRenderedPageBreak/>
+        <w:t>This ResNet reaches an accuracy of .9964 after 20 epochs’ training, consuming 450s.</w:t>
+      </w:r>
     </w:p>
     <w:p/>
     <w:p/>
     <w:p/>
     <w:sectPr>
       <w:pgSz w:w="11900" w:h="16840"/>
-      <w:pgMar w:top="1440" w:right="1440" w:bottom="1440" w:left="1440" w:header="708" w:footer="708" w:gutter="0"/>
+      <w:pgMar w:top="1440" w:right="1440" w:bottom="725" w:left="1440" w:header="708" w:footer="708" w:gutter="0"/>
       <w:cols w:space="708"/>
       <w:docGrid w:linePitch="360"/>
     </w:sectPr>

--- a/EECS_738_machine_learning/lab4/Lab 4.docx
+++ b/EECS_738_machine_learning/lab4/Lab 4.docx
@@ -155,9 +155,99 @@
       </w:pPr>
     </w:p>
     <w:p>
+      <w:pPr>
+        <w:rPr>
+          <w:lang w:val="en-US"/>
+        </w:rPr>
+      </w:pPr>
       <w:r>
         <w:lastRenderedPageBreak/>
         <w:t>This ResNet reaches an accuracy of .9964 after 20 epochs’ training, consuming 450s.</w:t>
+      </w:r>
+      <w:r>
+        <w:t xml:space="preserve"> </w:t>
+      </w:r>
+      <w:r>
+        <w:rPr>
+          <w:rFonts w:hint="eastAsia"/>
+          <w:lang w:val="en-US"/>
+        </w:rPr>
+        <w:t>Th</w:t>
+      </w:r>
+      <w:r>
+        <w:rPr>
+          <w:lang w:val="en-US"/>
+        </w:rPr>
+        <w:t>e accuracy increased by 2.1% but training time increased by 332%.</w:t>
+      </w:r>
+      <w:r>
+        <w:rPr>
+          <w:lang w:val="en-US"/>
+        </w:rPr>
+        <w:t xml:space="preserve"> Basically ResNet works by adding the input with some residual blocks, so that the mapping we are originally trying to train between input and output</w:t>
+      </w:r>
+      <w:r>
+        <w:rPr>
+          <w:lang w:val="en-US"/>
+        </w:rPr>
+        <w:t xml:space="preserve">, denoted by </w:t>
+      </w:r>
+      <w:r>
+        <w:rPr>
+          <w:lang w:val="en-US"/>
+        </w:rPr>
+        <w:t>F(x)</w:t>
+      </w:r>
+      <w:r>
+        <w:rPr>
+          <w:lang w:val="en-US"/>
+        </w:rPr>
+        <w:t>,</w:t>
+      </w:r>
+      <w:r>
+        <w:rPr>
+          <w:lang w:val="en-US"/>
+        </w:rPr>
+        <w:t xml:space="preserve"> changes to F(x) + x</w:t>
+      </w:r>
+      <w:r>
+        <w:rPr>
+          <w:lang w:val="en-US"/>
+        </w:rPr>
+        <w:t xml:space="preserve">. </w:t>
+      </w:r>
+      <w:r>
+        <w:rPr>
+          <w:lang w:val="en-US"/>
+        </w:rPr>
+        <w:t>And the latter one often fits the target better, or at least not worse.</w:t>
+      </w:r>
+      <w:r>
+        <w:rPr>
+          <w:lang w:val="en-US"/>
+        </w:rPr>
+        <w:t xml:space="preserve"> This is also a good solution for the gradient vanishing problem, since now the layers far away from the output could get its gradient through the skips.</w:t>
+      </w:r>
+    </w:p>
+    <w:p>
+      <w:pPr>
+        <w:rPr>
+          <w:lang w:val="en-US"/>
+        </w:rPr>
+      </w:pPr>
+    </w:p>
+    <w:p>
+      <w:pPr>
+        <w:rPr>
+          <w:rFonts w:hint="eastAsia"/>
+          <w:lang w:val="en-US"/>
+        </w:rPr>
+      </w:pPr>
+      <w:r>
+        <w:rPr>
+          <w:lang w:val="en-US"/>
+        </w:rPr>
+        <w:t xml:space="preserve">3. </w:t>
       </w:r>
     </w:p>
     <w:p/>

--- a/EECS_738_machine_learning/lab4/Lab 4.docx
+++ b/EECS_738_machine_learning/lab4/Lab 4.docx
@@ -239,18 +239,166 @@
     <w:p>
       <w:pPr>
         <w:rPr>
+          <w:lang w:val="en-US"/>
+        </w:rPr>
+      </w:pPr>
+      <w:r>
+        <w:rPr>
+          <w:lang w:val="en-US"/>
+        </w:rPr>
+        <w:t xml:space="preserve">3. </w:t>
+      </w:r>
+      <w:r>
+        <w:rPr>
+          <w:lang w:val="en-US"/>
+        </w:rPr>
+        <w:t>To implement a deeper ResNet, a function was created to customize any number of layers and skips.</w:t>
+      </w:r>
+      <w:r>
+        <w:rPr>
+          <w:lang w:val="en-US"/>
+        </w:rPr>
+        <w:t xml:space="preserve"> The model architecture looks like below:</w:t>
+      </w:r>
+    </w:p>
+    <w:p>
+      <w:pPr>
+        <w:jc w:val="center"/>
+        <w:rPr>
           <w:rFonts w:hint="eastAsia"/>
           <w:lang w:val="en-US"/>
         </w:rPr>
       </w:pPr>
       <w:r>
         <w:rPr>
-          <w:lang w:val="en-US"/>
-        </w:rPr>
-        <w:t xml:space="preserve">3. </w:t>
-      </w:r>
-    </w:p>
-    <w:p/>
+          <w:rFonts w:hint="eastAsia"/>
+          <w:noProof/>
+          <w:lang w:val="en-US"/>
+        </w:rPr>
+        <w:drawing>
+          <wp:inline distT="0" distB="0" distL="0" distR="0">
+            <wp:extent cx="3471333" cy="5223510"/>
+            <wp:effectExtent l="0" t="0" r="0" b="0"/>
+            <wp:docPr id="3" name="Picture 3"/>
+            <wp:cNvGraphicFramePr>
+              <a:graphicFrameLocks xmlns:a="http://schemas.openxmlformats.org/drawingml/2006/main" noChangeAspect="1"/>
+            </wp:cNvGraphicFramePr>
+            <a:graphic xmlns:a="http://schemas.openxmlformats.org/drawingml/2006/main">
+              <a:graphicData uri="http://schemas.openxmlformats.org/drawingml/2006/picture">
+                <pic:pic xmlns:pic="http://schemas.openxmlformats.org/drawingml/2006/picture">
+                  <pic:nvPicPr>
+                    <pic:cNvPr id="3" name="resnet_10.png"/>
+                    <pic:cNvPicPr/>
+                  </pic:nvPicPr>
+                  <pic:blipFill>
+                    <a:blip r:embed="rId6">
+                      <a:extLst>
+                        <a:ext uri="{28A0092B-C50C-407E-A947-70E740481C1C}">
+                          <a14:useLocalDpi xmlns:a14="http://schemas.microsoft.com/office/drawing/2010/main" val="0"/>
+                        </a:ext>
+                      </a:extLst>
+                    </a:blip>
+                    <a:stretch>
+                      <a:fillRect/>
+                    </a:stretch>
+                  </pic:blipFill>
+                  <pic:spPr>
+                    <a:xfrm>
+                      <a:off x="0" y="0"/>
+                      <a:ext cx="3489563" cy="5250942"/>
+                    </a:xfrm>
+                    <a:prstGeom prst="rect">
+                      <a:avLst/>
+                    </a:prstGeom>
+                  </pic:spPr>
+                </pic:pic>
+              </a:graphicData>
+            </a:graphic>
+          </wp:inline>
+        </w:drawing>
+      </w:r>
+    </w:p>
+    <w:p>
+      <w:pPr>
+        <w:rPr>
+          <w:lang w:val="en-US"/>
+        </w:rPr>
+      </w:pPr>
+      <w:r>
+        <w:rPr>
+          <w:lang w:val="en-US"/>
+        </w:rPr>
+        <w:t>The 10-layer ResNet</w:t>
+      </w:r>
+      <w:r>
+        <w:rPr>
+          <w:lang w:val="en-US"/>
+        </w:rPr>
+        <w:t xml:space="preserve"> reaches an accuracy of .9958</w:t>
+      </w:r>
+      <w:r>
+        <w:rPr>
+          <w:lang w:val="en-US"/>
+        </w:rPr>
+        <w:t>(0.06% lower)</w:t>
+      </w:r>
+      <w:r>
+        <w:rPr>
+          <w:lang w:val="en-US"/>
+        </w:rPr>
+        <w:t>, but it took 938s(108% higher).</w:t>
+      </w:r>
+      <w:r>
+        <w:rPr>
+          <w:lang w:val="en-US"/>
+        </w:rPr>
+        <w:t xml:space="preserve"> For this problem, given th</w:t>
+      </w:r>
+      <w:r>
+        <w:rPr>
+          <w:lang w:val="en-US"/>
+        </w:rPr>
+        <w:t xml:space="preserve">is magnitude of accuracy difference, the 3-layer net will be preferred </w:t>
+      </w:r>
+      <w:r>
+        <w:rPr>
+          <w:lang w:val="en-US"/>
+        </w:rPr>
+        <w:t>since it halved the training time.</w:t>
+      </w:r>
+      <w:r>
+        <w:rPr>
+          <w:lang w:val="en-US"/>
+        </w:rPr>
+        <w:t xml:space="preserve"> </w:t>
+      </w:r>
+    </w:p>
+    <w:p>
+      <w:pPr>
+        <w:rPr>
+          <w:lang w:val="en-US"/>
+        </w:rPr>
+      </w:pPr>
+    </w:p>
+    <w:p>
+      <w:pPr>
+        <w:rPr>
+          <w:lang w:val="en-US"/>
+        </w:rPr>
+      </w:pPr>
+      <w:r>
+        <w:rPr>
+          <w:lang w:val="en-US"/>
+        </w:rPr>
+        <w:t xml:space="preserve">4. </w:t>
+      </w:r>
+      <w:r>
+        <w:rPr>
+          <w:lang w:val="en-US"/>
+        </w:rPr>
+        <w:t xml:space="preserve">Both the 1-skip and the 3-skip ResNet were implemented, </w:t>
+      </w:r>
+    </w:p>
     <w:p/>
     <w:p/>
     <w:sectPr>

--- a/EECS_738_machine_learning/lab4/Lab 4.docx
+++ b/EECS_738_machine_learning/lab4/Lab 4.docx
@@ -226,7 +226,31 @@
         <w:rPr>
           <w:lang w:val="en-US"/>
         </w:rPr>
-        <w:t xml:space="preserve"> This is also a good solution for the gradient vanishing problem, since now the layers far away from the output could get its gradient through the skips.</w:t>
+        <w:t xml:space="preserve"> This is also a good solution for the gradient vanishing problem, since now the layers far away from the output could get its gradient through the ski</w:t>
+      </w:r>
+      <w:r>
+        <w:rPr>
+          <w:lang w:val="en-US"/>
+        </w:rPr>
+        <w:t>p</w:t>
+      </w:r>
+      <w:r>
+        <w:rPr>
+          <w:lang w:val="en-US"/>
+        </w:rPr>
+        <w:t xml:space="preserve"> connection</w:t>
+      </w:r>
+      <w:r>
+        <w:rPr>
+          <w:lang w:val="en-US"/>
+        </w:rPr>
+        <w:t>s</w:t>
+      </w:r>
+      <w:r>
+        <w:rPr>
+          <w:lang w:val="en-US"/>
+        </w:rPr>
+        <w:t>.</w:t>
       </w:r>
     </w:p>
     <w:p>
@@ -397,6 +421,337 @@
           <w:lang w:val="en-US"/>
         </w:rPr>
         <w:t xml:space="preserve">Both the 1-skip and the 3-skip ResNet were implemented, </w:t>
+      </w:r>
+      <w:r>
+        <w:rPr>
+          <w:lang w:val="en-US"/>
+        </w:rPr>
+        <w:t>and below are their comparison in summary.</w:t>
+      </w:r>
+    </w:p>
+    <w:tbl>
+      <w:tblPr>
+        <w:tblStyle w:val="TableGrid"/>
+        <w:tblW w:w="0" w:type="auto"/>
+        <w:tblLook w:val="04A0" w:firstRow="1" w:lastRow="0" w:firstColumn="1" w:lastColumn="0" w:noHBand="0" w:noVBand="1"/>
+      </w:tblPr>
+      <w:tblGrid>
+        <w:gridCol w:w="3003"/>
+        <w:gridCol w:w="3003"/>
+        <w:gridCol w:w="3004"/>
+      </w:tblGrid>
+      <w:tr>
+        <w:tc>
+          <w:tcPr>
+            <w:tcW w:w="3003" w:type="dxa"/>
+          </w:tcPr>
+          <w:p>
+            <w:pPr>
+              <w:jc w:val="center"/>
+              <w:rPr>
+                <w:lang w:val="en-US"/>
+              </w:rPr>
+            </w:pPr>
+          </w:p>
+        </w:tc>
+        <w:tc>
+          <w:tcPr>
+            <w:tcW w:w="3003" w:type="dxa"/>
+          </w:tcPr>
+          <w:p>
+            <w:pPr>
+              <w:jc w:val="center"/>
+              <w:rPr>
+                <w:lang w:val="en-US"/>
+              </w:rPr>
+            </w:pPr>
+            <w:r>
+              <w:rPr>
+                <w:lang w:val="en-US"/>
+              </w:rPr>
+              <w:t>Accuracy</w:t>
+            </w:r>
+          </w:p>
+        </w:tc>
+        <w:tc>
+          <w:tcPr>
+            <w:tcW w:w="3004" w:type="dxa"/>
+          </w:tcPr>
+          <w:p>
+            <w:pPr>
+              <w:jc w:val="center"/>
+              <w:rPr>
+                <w:lang w:val="en-US"/>
+              </w:rPr>
+            </w:pPr>
+            <w:r>
+              <w:rPr>
+                <w:lang w:val="en-US"/>
+              </w:rPr>
+              <w:t>Training time</w:t>
+            </w:r>
+            <w:r>
+              <w:rPr>
+                <w:lang w:val="en-US"/>
+              </w:rPr>
+              <w:t>(s)</w:t>
+            </w:r>
+          </w:p>
+        </w:tc>
+      </w:tr>
+      <w:tr>
+        <w:tc>
+          <w:tcPr>
+            <w:tcW w:w="3003" w:type="dxa"/>
+          </w:tcPr>
+          <w:p>
+            <w:pPr>
+              <w:jc w:val="center"/>
+              <w:rPr>
+                <w:lang w:val="en-US"/>
+              </w:rPr>
+            </w:pPr>
+            <w:r>
+              <w:rPr>
+                <w:lang w:val="en-US"/>
+              </w:rPr>
+              <w:t>1-skip ResNet</w:t>
+            </w:r>
+          </w:p>
+        </w:tc>
+        <w:tc>
+          <w:tcPr>
+            <w:tcW w:w="3003" w:type="dxa"/>
+          </w:tcPr>
+          <w:p>
+            <w:pPr>
+              <w:jc w:val="center"/>
+              <w:rPr>
+                <w:lang w:val="en-US"/>
+              </w:rPr>
+            </w:pPr>
+            <w:r>
+              <w:rPr>
+                <w:lang w:val="en-US"/>
+              </w:rPr>
+              <w:t>.9961</w:t>
+            </w:r>
+          </w:p>
+        </w:tc>
+        <w:tc>
+          <w:tcPr>
+            <w:tcW w:w="3004" w:type="dxa"/>
+          </w:tcPr>
+          <w:p>
+            <w:pPr>
+              <w:jc w:val="center"/>
+              <w:rPr>
+                <w:lang w:val="en-US"/>
+              </w:rPr>
+            </w:pPr>
+            <w:r>
+              <w:rPr>
+                <w:lang w:val="en-US"/>
+              </w:rPr>
+              <w:t>279</w:t>
+            </w:r>
+          </w:p>
+        </w:tc>
+      </w:tr>
+      <w:tr>
+        <w:tc>
+          <w:tcPr>
+            <w:tcW w:w="3003" w:type="dxa"/>
+          </w:tcPr>
+          <w:p>
+            <w:pPr>
+              <w:jc w:val="center"/>
+              <w:rPr>
+                <w:lang w:val="en-US"/>
+              </w:rPr>
+            </w:pPr>
+            <w:r>
+              <w:rPr>
+                <w:lang w:val="en-US"/>
+              </w:rPr>
+              <w:t>2-skip ResNet</w:t>
+            </w:r>
+          </w:p>
+        </w:tc>
+        <w:tc>
+          <w:tcPr>
+            <w:tcW w:w="3003" w:type="dxa"/>
+          </w:tcPr>
+          <w:p>
+            <w:pPr>
+              <w:jc w:val="center"/>
+              <w:rPr>
+                <w:lang w:val="en-US"/>
+              </w:rPr>
+            </w:pPr>
+            <w:r>
+              <w:rPr>
+                <w:lang w:val="en-US"/>
+              </w:rPr>
+              <w:t>.9964</w:t>
+            </w:r>
+          </w:p>
+        </w:tc>
+        <w:tc>
+          <w:tcPr>
+            <w:tcW w:w="3004" w:type="dxa"/>
+          </w:tcPr>
+          <w:p>
+            <w:pPr>
+              <w:jc w:val="center"/>
+              <w:rPr>
+                <w:lang w:val="en-US"/>
+              </w:rPr>
+            </w:pPr>
+            <w:r>
+              <w:rPr>
+                <w:lang w:val="en-US"/>
+              </w:rPr>
+              <w:t>450</w:t>
+            </w:r>
+          </w:p>
+        </w:tc>
+      </w:tr>
+      <w:tr>
+        <w:tc>
+          <w:tcPr>
+            <w:tcW w:w="3003" w:type="dxa"/>
+          </w:tcPr>
+          <w:p>
+            <w:pPr>
+              <w:jc w:val="center"/>
+              <w:rPr>
+                <w:lang w:val="en-US"/>
+              </w:rPr>
+            </w:pPr>
+            <w:r>
+              <w:rPr>
+                <w:lang w:val="en-US"/>
+              </w:rPr>
+              <w:t>3-skip ResNet</w:t>
+            </w:r>
+          </w:p>
+        </w:tc>
+        <w:tc>
+          <w:tcPr>
+            <w:tcW w:w="3003" w:type="dxa"/>
+          </w:tcPr>
+          <w:p>
+            <w:pPr>
+              <w:jc w:val="center"/>
+              <w:rPr>
+                <w:lang w:val="en-US"/>
+              </w:rPr>
+            </w:pPr>
+            <w:r>
+              <w:rPr>
+                <w:lang w:val="en-US"/>
+              </w:rPr>
+              <w:t>.9959</w:t>
+            </w:r>
+          </w:p>
+        </w:tc>
+        <w:tc>
+          <w:tcPr>
+            <w:tcW w:w="3004" w:type="dxa"/>
+          </w:tcPr>
+          <w:p>
+            <w:pPr>
+              <w:jc w:val="center"/>
+              <w:rPr>
+                <w:lang w:val="en-US"/>
+              </w:rPr>
+            </w:pPr>
+            <w:r>
+              <w:rPr>
+                <w:lang w:val="en-US"/>
+              </w:rPr>
+              <w:t>772</w:t>
+            </w:r>
+          </w:p>
+        </w:tc>
+      </w:tr>
+    </w:tbl>
+    <w:p>
+      <w:pPr>
+        <w:rPr>
+          <w:lang w:val="en-US"/>
+        </w:rPr>
+      </w:pPr>
+    </w:p>
+    <w:p>
+      <w:pPr>
+        <w:rPr>
+          <w:lang w:val="en-US"/>
+        </w:rPr>
+      </w:pPr>
+      <w:r>
+        <w:rPr>
+          <w:lang w:val="en-US"/>
+        </w:rPr>
+        <w:lastRenderedPageBreak/>
+        <w:t xml:space="preserve">The 3-skip ResNet uses 177% more time to train than the 1-skip ResNet, since </w:t>
+      </w:r>
+      <w:r>
+        <w:rPr>
+          <w:lang w:val="en-US"/>
+        </w:rPr>
+        <w:t xml:space="preserve">there’re more layers in a residual block, thus more weights to update in </w:t>
+      </w:r>
+      <w:r>
+        <w:rPr>
+          <w:lang w:val="en-US"/>
+        </w:rPr>
+        <w:t xml:space="preserve">both </w:t>
+      </w:r>
+      <w:r>
+        <w:rPr>
+          <w:lang w:val="en-US"/>
+        </w:rPr>
+        <w:t>forward and backward propagation.</w:t>
+      </w:r>
+      <w:r>
+        <w:rPr>
+          <w:lang w:val="en-US"/>
+        </w:rPr>
+        <w:t xml:space="preserve"> While consuming more neurons and time to train, the 3-skip net does not outperform the 1-skip one in this dataset.</w:t>
+      </w:r>
+      <w:r>
+        <w:rPr>
+          <w:lang w:val="en-US"/>
+        </w:rPr>
+        <w:t xml:space="preserve"> I guess it’s due to the characteristic of the MNIST dataset. More skip connections will </w:t>
+      </w:r>
+      <w:r>
+        <w:rPr>
+          <w:lang w:val="en-US"/>
+        </w:rPr>
+        <w:t>provide more magic in some more complicated scenarios.</w:t>
+      </w:r>
+    </w:p>
+    <w:p>
+      <w:pPr>
+        <w:rPr>
+          <w:lang w:val="en-US"/>
+        </w:rPr>
+      </w:pPr>
+    </w:p>
+    <w:p>
+      <w:pPr>
+        <w:rPr>
+          <w:lang w:val="en-US"/>
+        </w:rPr>
+      </w:pPr>
+      <w:r>
+        <w:rPr>
+          <w:lang w:val="en-US"/>
+        </w:rPr>
+        <w:t xml:space="preserve">5. </w:t>
       </w:r>
     </w:p>
     <w:p/>
@@ -833,6 +1188,22 @@
     <w:semiHidden/>
     <w:unhideWhenUsed/>
   </w:style>
+  <w:style w:type="table" w:styleId="TableGrid">
+    <w:name w:val="Table Grid"/>
+    <w:basedOn w:val="TableNormal"/>
+    <w:uiPriority w:val="39"/>
+    <w:rsid w:val="00F319A7"/>
+    <w:tblPr>
+      <w:tblBorders>
+        <w:top w:val="single" w:sz="4" w:space="0" w:color="auto"/>
+        <w:left w:val="single" w:sz="4" w:space="0" w:color="auto"/>
+        <w:bottom w:val="single" w:sz="4" w:space="0" w:color="auto"/>
+        <w:right w:val="single" w:sz="4" w:space="0" w:color="auto"/>
+        <w:insideH w:val="single" w:sz="4" w:space="0" w:color="auto"/>
+        <w:insideV w:val="single" w:sz="4" w:space="0" w:color="auto"/>
+      </w:tblBorders>
+    </w:tblPr>
+  </w:style>
 </w:styles>
 </file>
 

--- a/EECS_738_machine_learning/lab4/Lab 4.docx
+++ b/EECS_738_machine_learning/lab4/Lab 4.docx
@@ -753,8 +753,302 @@
         </w:rPr>
         <w:t xml:space="preserve">5. </w:t>
       </w:r>
-    </w:p>
-    <w:p/>
+      <w:r>
+        <w:rPr>
+          <w:lang w:val="en-US"/>
+        </w:rPr>
+        <w:t>Finally welcome to the CIFAR-10 dat</w:t>
+      </w:r>
+      <w:r>
+        <w:rPr>
+          <w:lang w:val="en-US"/>
+        </w:rPr>
+        <w:t>a</w:t>
+      </w:r>
+      <w:r>
+        <w:rPr>
+          <w:lang w:val="en-US"/>
+        </w:rPr>
+        <w:t>set.</w:t>
+      </w:r>
+      <w:r>
+        <w:rPr>
+          <w:lang w:val="en-US"/>
+        </w:rPr>
+        <w:t xml:space="preserve"> First apply a baseline-like model for testing.</w:t>
+      </w:r>
+      <w:r>
+        <w:rPr>
+          <w:lang w:val="en-US"/>
+        </w:rPr>
+        <w:t xml:space="preserve"> The comparison is summarized below.</w:t>
+      </w:r>
+    </w:p>
+    <w:tbl>
+      <w:tblPr>
+        <w:tblStyle w:val="TableGrid"/>
+        <w:tblW w:w="0" w:type="auto"/>
+        <w:tblLook w:val="04A0" w:firstRow="1" w:lastRow="0" w:firstColumn="1" w:lastColumn="0" w:noHBand="0" w:noVBand="1"/>
+      </w:tblPr>
+      <w:tblGrid>
+        <w:gridCol w:w="3003"/>
+        <w:gridCol w:w="3003"/>
+        <w:gridCol w:w="3004"/>
+      </w:tblGrid>
+      <w:tr>
+        <w:tc>
+          <w:tcPr>
+            <w:tcW w:w="3003" w:type="dxa"/>
+          </w:tcPr>
+          <w:p>
+            <w:pPr>
+              <w:jc w:val="center"/>
+              <w:rPr>
+                <w:lang w:val="en-US"/>
+              </w:rPr>
+            </w:pPr>
+          </w:p>
+        </w:tc>
+        <w:tc>
+          <w:tcPr>
+            <w:tcW w:w="3003" w:type="dxa"/>
+          </w:tcPr>
+          <w:p>
+            <w:pPr>
+              <w:jc w:val="center"/>
+              <w:rPr>
+                <w:lang w:val="en-US"/>
+              </w:rPr>
+            </w:pPr>
+            <w:r>
+              <w:rPr>
+                <w:lang w:val="en-US"/>
+              </w:rPr>
+              <w:t>Accuracy</w:t>
+            </w:r>
+          </w:p>
+        </w:tc>
+        <w:tc>
+          <w:tcPr>
+            <w:tcW w:w="3004" w:type="dxa"/>
+          </w:tcPr>
+          <w:p>
+            <w:pPr>
+              <w:jc w:val="center"/>
+              <w:rPr>
+                <w:lang w:val="en-US"/>
+              </w:rPr>
+            </w:pPr>
+            <w:r>
+              <w:rPr>
+                <w:lang w:val="en-US"/>
+              </w:rPr>
+              <w:t>Training time(s)</w:t>
+            </w:r>
+          </w:p>
+        </w:tc>
+      </w:tr>
+      <w:tr>
+        <w:tc>
+          <w:tcPr>
+            <w:tcW w:w="3003" w:type="dxa"/>
+          </w:tcPr>
+          <w:p>
+            <w:pPr>
+              <w:jc w:val="center"/>
+              <w:rPr>
+                <w:lang w:val="en-US"/>
+              </w:rPr>
+            </w:pPr>
+            <w:r>
+              <w:rPr>
+                <w:lang w:val="en-US"/>
+              </w:rPr>
+              <w:t>MNIST</w:t>
+            </w:r>
+          </w:p>
+        </w:tc>
+        <w:tc>
+          <w:tcPr>
+            <w:tcW w:w="3003" w:type="dxa"/>
+          </w:tcPr>
+          <w:p>
+            <w:pPr>
+              <w:jc w:val="center"/>
+              <w:rPr>
+                <w:lang w:val="en-US"/>
+              </w:rPr>
+            </w:pPr>
+            <w:r>
+              <w:rPr>
+                <w:lang w:val="en-US"/>
+              </w:rPr>
+              <w:t>.9760</w:t>
+            </w:r>
+          </w:p>
+        </w:tc>
+        <w:tc>
+          <w:tcPr>
+            <w:tcW w:w="3004" w:type="dxa"/>
+          </w:tcPr>
+          <w:p>
+            <w:pPr>
+              <w:jc w:val="center"/>
+              <w:rPr>
+                <w:lang w:val="en-US"/>
+              </w:rPr>
+            </w:pPr>
+            <w:r>
+              <w:rPr>
+                <w:lang w:val="en-US"/>
+              </w:rPr>
+              <w:t>104</w:t>
+            </w:r>
+          </w:p>
+        </w:tc>
+      </w:tr>
+      <w:tr>
+        <w:tc>
+          <w:tcPr>
+            <w:tcW w:w="3003" w:type="dxa"/>
+          </w:tcPr>
+          <w:p>
+            <w:pPr>
+              <w:jc w:val="center"/>
+              <w:rPr>
+                <w:lang w:val="en-US"/>
+              </w:rPr>
+            </w:pPr>
+            <w:r>
+              <w:rPr>
+                <w:lang w:val="en-US"/>
+              </w:rPr>
+              <w:t>CIFAR-10</w:t>
+            </w:r>
+          </w:p>
+        </w:tc>
+        <w:tc>
+          <w:tcPr>
+            <w:tcW w:w="3003" w:type="dxa"/>
+          </w:tcPr>
+          <w:p>
+            <w:pPr>
+              <w:jc w:val="center"/>
+              <w:rPr>
+                <w:lang w:val="en-US"/>
+              </w:rPr>
+            </w:pPr>
+            <w:r>
+              <w:rPr>
+                <w:lang w:val="en-US"/>
+              </w:rPr>
+              <w:t>.4905</w:t>
+            </w:r>
+          </w:p>
+        </w:tc>
+        <w:tc>
+          <w:tcPr>
+            <w:tcW w:w="3004" w:type="dxa"/>
+          </w:tcPr>
+          <w:p>
+            <w:pPr>
+              <w:jc w:val="center"/>
+              <w:rPr>
+                <w:lang w:val="en-US"/>
+              </w:rPr>
+            </w:pPr>
+            <w:r>
+              <w:rPr>
+                <w:lang w:val="en-US"/>
+              </w:rPr>
+              <w:t>315</w:t>
+            </w:r>
+          </w:p>
+        </w:tc>
+      </w:tr>
+    </w:tbl>
+    <w:p>
+      <w:pPr>
+        <w:rPr>
+          <w:lang w:val="en-US"/>
+        </w:rPr>
+      </w:pPr>
+      <w:r>
+        <w:rPr>
+          <w:lang w:val="en-US"/>
+        </w:rPr>
+        <w:t xml:space="preserve"> </w:t>
+      </w:r>
+    </w:p>
+    <w:p>
+      <w:pPr>
+        <w:rPr>
+          <w:lang w:val="en-US"/>
+        </w:rPr>
+      </w:pPr>
+      <w:r>
+        <w:rPr>
+          <w:lang w:val="en-US"/>
+        </w:rPr>
+        <w:t xml:space="preserve">The baseline model barely works for the CIFAR dataset. </w:t>
+      </w:r>
+      <w:r>
+        <w:rPr>
+          <w:lang w:val="en-US"/>
+        </w:rPr>
+        <w:t xml:space="preserve">Since the mapping between input and output goes far more complicated. Simply stacking dense layers </w:t>
+      </w:r>
+      <w:r>
+        <w:rPr>
+          <w:lang w:val="en-US"/>
+        </w:rPr>
+        <w:t xml:space="preserve">cannot model the high level abstraction of image </w:t>
+      </w:r>
+      <w:r>
+        <w:rPr>
+          <w:lang w:val="en-US"/>
+        </w:rPr>
+        <w:t>objects.</w:t>
+      </w:r>
+      <w:r>
+        <w:rPr>
+          <w:lang w:val="en-US"/>
+        </w:rPr>
+        <w:t xml:space="preserve"> Also, CIFAR-10 almost triples the training time, since image data increase to 3 channels</w:t>
+      </w:r>
+      <w:r>
+        <w:rPr>
+          <w:lang w:val="en-US"/>
+        </w:rPr>
+        <w:t>.</w:t>
+      </w:r>
+    </w:p>
+    <w:p>
+      <w:pPr>
+        <w:rPr>
+          <w:lang w:val="en-US"/>
+        </w:rPr>
+      </w:pPr>
+    </w:p>
+    <w:p>
+      <w:pPr>
+        <w:rPr>
+          <w:lang w:val="en-US"/>
+        </w:rPr>
+      </w:pPr>
+      <w:r>
+        <w:rPr>
+          <w:lang w:val="en-US"/>
+        </w:rPr>
+        <w:t xml:space="preserve">6. </w:t>
+      </w:r>
+      <w:r>
+        <w:rPr>
+          <w:lang w:val="en-US"/>
+        </w:rPr>
+        <w:t xml:space="preserve">  </w:t>
+      </w:r>
+    </w:p>
     <w:p/>
     <w:sectPr>
       <w:pgSz w:w="11900" w:h="16840"/>

--- a/EECS_738_machine_learning/lab4/Lab 4.docx
+++ b/EECS_738_machine_learning/lab4/Lab 4.docx
@@ -1002,13 +1002,55 @@
         <w:rPr>
           <w:lang w:val="en-US"/>
         </w:rPr>
-        <w:t xml:space="preserve">cannot model the high level abstraction of image </w:t>
-      </w:r>
-      <w:r>
-        <w:rPr>
-          <w:lang w:val="en-US"/>
-        </w:rPr>
-        <w:t>objects.</w:t>
+        <w:t>can</w:t>
+      </w:r>
+      <w:r>
+        <w:rPr>
+          <w:lang w:val="en-US"/>
+        </w:rPr>
+        <w:t xml:space="preserve"> no longer</w:t>
+      </w:r>
+      <w:r>
+        <w:rPr>
+          <w:lang w:val="en-US"/>
+        </w:rPr>
+        <w:t xml:space="preserve"> </w:t>
+      </w:r>
+      <w:r>
+        <w:rPr>
+          <w:lang w:val="en-US"/>
+        </w:rPr>
+        <w:t xml:space="preserve">learn the patterns existing between </w:t>
+      </w:r>
+      <w:r>
+        <w:rPr>
+          <w:lang w:val="en-US"/>
+        </w:rPr>
+        <w:t xml:space="preserve">the </w:t>
+      </w:r>
+      <w:r>
+        <w:rPr>
+          <w:lang w:val="en-US"/>
+        </w:rPr>
+        <w:t xml:space="preserve">target categories and </w:t>
+      </w:r>
+      <w:r>
+        <w:rPr>
+          <w:lang w:val="en-US"/>
+        </w:rPr>
+        <w:t xml:space="preserve">the </w:t>
+      </w:r>
+      <w:r>
+        <w:rPr>
+          <w:lang w:val="en-US"/>
+        </w:rPr>
+        <w:t>input pixels thoroughly</w:t>
+      </w:r>
+      <w:r>
+        <w:rPr>
+          <w:lang w:val="en-US"/>
+        </w:rPr>
+        <w:t>.</w:t>
       </w:r>
       <w:r>
         <w:rPr>
@@ -1046,10 +1088,374 @@
         <w:rPr>
           <w:lang w:val="en-US"/>
         </w:rPr>
+        <w:t xml:space="preserve">Let’s apply a shallow ResNet(3 </w:t>
+      </w:r>
+      <w:r>
+        <w:rPr>
+          <w:lang w:val="en-US"/>
+        </w:rPr>
+        <w:t>blocks</w:t>
+      </w:r>
+      <w:r>
+        <w:rPr>
+          <w:lang w:val="en-US"/>
+        </w:rPr>
+        <w:t>) onto the CIFAR dataset.</w:t>
+      </w:r>
+      <w:r>
+        <w:rPr>
+          <w:lang w:val="en-US"/>
+        </w:rPr>
+        <w:t xml:space="preserve"> The model outputs an accuracy of </w:t>
+      </w:r>
+      <w:r>
+        <w:rPr>
+          <w:lang w:val="en-US"/>
+        </w:rPr>
+        <w:t>.9101. Detailed comparison are as below.</w:t>
+      </w:r>
+      <w:r>
+        <w:rPr>
+          <w:lang w:val="en-US"/>
+        </w:rPr>
         <w:t xml:space="preserve">  </w:t>
       </w:r>
     </w:p>
-    <w:p/>
+    <w:tbl>
+      <w:tblPr>
+        <w:tblStyle w:val="TableGrid"/>
+        <w:tblW w:w="9009" w:type="dxa"/>
+        <w:tblLook w:val="04A0" w:firstRow="1" w:lastRow="0" w:firstColumn="1" w:lastColumn="0" w:noHBand="0" w:noVBand="1"/>
+      </w:tblPr>
+      <w:tblGrid>
+        <w:gridCol w:w="3003"/>
+        <w:gridCol w:w="3003"/>
+        <w:gridCol w:w="3003"/>
+      </w:tblGrid>
+      <w:tr>
+        <w:tc>
+          <w:tcPr>
+            <w:tcW w:w="3003" w:type="dxa"/>
+          </w:tcPr>
+          <w:p/>
+        </w:tc>
+        <w:tc>
+          <w:tcPr>
+            <w:tcW w:w="3003" w:type="dxa"/>
+          </w:tcPr>
+          <w:p>
+            <w:pPr>
+              <w:jc w:val="center"/>
+              <w:rPr>
+                <w:lang w:val="en-US"/>
+              </w:rPr>
+            </w:pPr>
+            <w:r>
+              <w:rPr>
+                <w:lang w:val="en-US"/>
+              </w:rPr>
+              <w:t>Accuracy</w:t>
+            </w:r>
+          </w:p>
+        </w:tc>
+        <w:tc>
+          <w:tcPr>
+            <w:tcW w:w="3003" w:type="dxa"/>
+          </w:tcPr>
+          <w:p>
+            <w:pPr>
+              <w:jc w:val="center"/>
+              <w:rPr>
+                <w:lang w:val="en-US"/>
+              </w:rPr>
+            </w:pPr>
+            <w:r>
+              <w:rPr>
+                <w:lang w:val="en-US"/>
+              </w:rPr>
+              <w:t>Training time(s)</w:t>
+            </w:r>
+          </w:p>
+        </w:tc>
+      </w:tr>
+      <w:tr>
+        <w:tc>
+          <w:tcPr>
+            <w:tcW w:w="3003" w:type="dxa"/>
+          </w:tcPr>
+          <w:p>
+            <w:pPr>
+              <w:jc w:val="center"/>
+              <w:rPr>
+                <w:lang w:val="en-US"/>
+              </w:rPr>
+            </w:pPr>
+            <w:r>
+              <w:rPr>
+                <w:lang w:val="en-US"/>
+              </w:rPr>
+              <w:t xml:space="preserve">ResNet </w:t>
+            </w:r>
+            <w:r>
+              <w:rPr>
+                <w:lang w:val="en-US"/>
+              </w:rPr>
+              <w:t>for MNIST</w:t>
+            </w:r>
+          </w:p>
+        </w:tc>
+        <w:tc>
+          <w:tcPr>
+            <w:tcW w:w="3003" w:type="dxa"/>
+          </w:tcPr>
+          <w:p>
+            <w:pPr>
+              <w:jc w:val="center"/>
+              <w:rPr>
+                <w:lang w:val="en-US"/>
+              </w:rPr>
+            </w:pPr>
+            <w:r>
+              <w:rPr>
+                <w:lang w:val="en-US"/>
+              </w:rPr>
+              <w:t>.</w:t>
+            </w:r>
+            <w:r>
+              <w:rPr>
+                <w:lang w:val="en-US"/>
+              </w:rPr>
+              <w:t>9</w:t>
+            </w:r>
+            <w:r>
+              <w:rPr>
+                <w:lang w:val="en-US"/>
+              </w:rPr>
+              <w:t>964</w:t>
+            </w:r>
+          </w:p>
+        </w:tc>
+        <w:tc>
+          <w:tcPr>
+            <w:tcW w:w="3003" w:type="dxa"/>
+          </w:tcPr>
+          <w:p>
+            <w:pPr>
+              <w:jc w:val="center"/>
+              <w:rPr>
+                <w:lang w:val="en-US"/>
+              </w:rPr>
+            </w:pPr>
+            <w:r>
+              <w:rPr>
+                <w:lang w:val="en-US"/>
+              </w:rPr>
+              <w:t>450</w:t>
+            </w:r>
+          </w:p>
+        </w:tc>
+      </w:tr>
+      <w:tr>
+        <w:tc>
+          <w:tcPr>
+            <w:tcW w:w="3003" w:type="dxa"/>
+          </w:tcPr>
+          <w:p>
+            <w:pPr>
+              <w:jc w:val="center"/>
+              <w:rPr>
+                <w:lang w:val="en-US"/>
+              </w:rPr>
+            </w:pPr>
+            <w:r>
+              <w:rPr>
+                <w:lang w:val="en-US"/>
+              </w:rPr>
+              <w:t xml:space="preserve">baseline for </w:t>
+            </w:r>
+            <w:r>
+              <w:rPr>
+                <w:lang w:val="en-US"/>
+              </w:rPr>
+              <w:t>CIFAR</w:t>
+            </w:r>
+          </w:p>
+        </w:tc>
+        <w:tc>
+          <w:tcPr>
+            <w:tcW w:w="3003" w:type="dxa"/>
+          </w:tcPr>
+          <w:p>
+            <w:pPr>
+              <w:jc w:val="center"/>
+              <w:rPr>
+                <w:lang w:val="en-US"/>
+              </w:rPr>
+            </w:pPr>
+            <w:r>
+              <w:rPr>
+                <w:lang w:val="en-US"/>
+              </w:rPr>
+              <w:t>.</w:t>
+            </w:r>
+            <w:r>
+              <w:rPr>
+                <w:lang w:val="en-US"/>
+              </w:rPr>
+              <w:t>4905</w:t>
+            </w:r>
+          </w:p>
+        </w:tc>
+        <w:tc>
+          <w:tcPr>
+            <w:tcW w:w="3003" w:type="dxa"/>
+          </w:tcPr>
+          <w:p>
+            <w:pPr>
+              <w:jc w:val="center"/>
+              <w:rPr>
+                <w:lang w:val="en-US"/>
+              </w:rPr>
+            </w:pPr>
+            <w:r>
+              <w:rPr>
+                <w:lang w:val="en-US"/>
+              </w:rPr>
+              <w:t>315</w:t>
+            </w:r>
+          </w:p>
+        </w:tc>
+      </w:tr>
+      <w:tr>
+        <w:tc>
+          <w:tcPr>
+            <w:tcW w:w="3003" w:type="dxa"/>
+          </w:tcPr>
+          <w:p>
+            <w:pPr>
+              <w:jc w:val="center"/>
+              <w:rPr>
+                <w:lang w:val="en-US"/>
+              </w:rPr>
+            </w:pPr>
+            <w:r>
+              <w:rPr>
+                <w:lang w:val="en-US"/>
+              </w:rPr>
+              <w:t>ResNet for CIFAR</w:t>
+            </w:r>
+          </w:p>
+        </w:tc>
+        <w:tc>
+          <w:tcPr>
+            <w:tcW w:w="3003" w:type="dxa"/>
+          </w:tcPr>
+          <w:p>
+            <w:pPr>
+              <w:jc w:val="center"/>
+              <w:rPr>
+                <w:lang w:val="en-US"/>
+              </w:rPr>
+            </w:pPr>
+            <w:r>
+              <w:rPr>
+                <w:lang w:val="en-US"/>
+              </w:rPr>
+              <w:t>.9101</w:t>
+            </w:r>
+          </w:p>
+        </w:tc>
+        <w:tc>
+          <w:tcPr>
+            <w:tcW w:w="3003" w:type="dxa"/>
+          </w:tcPr>
+          <w:p>
+            <w:pPr>
+              <w:jc w:val="center"/>
+              <w:rPr>
+                <w:lang w:val="en-US"/>
+              </w:rPr>
+            </w:pPr>
+            <w:r>
+              <w:rPr>
+                <w:lang w:val="en-US"/>
+              </w:rPr>
+              <w:t>725</w:t>
+            </w:r>
+          </w:p>
+        </w:tc>
+      </w:tr>
+    </w:tbl>
+    <w:p>
+      <w:pPr>
+        <w:rPr>
+          <w:lang w:val="en-US"/>
+        </w:rPr>
+      </w:pPr>
+    </w:p>
+    <w:p>
+      <w:pPr>
+        <w:rPr>
+          <w:lang w:val="en-US"/>
+        </w:rPr>
+      </w:pPr>
+      <w:r>
+        <w:rPr>
+          <w:lang w:val="en-US"/>
+        </w:rPr>
+        <w:t>We got amazing performance boost!</w:t>
+      </w:r>
+      <w:r>
+        <w:rPr>
+          <w:lang w:val="en-US"/>
+        </w:rPr>
+        <w:t xml:space="preserve"> The ResNet drastically outperforms the baseline by </w:t>
+      </w:r>
+      <w:r>
+        <w:rPr>
+          <w:lang w:val="en-US"/>
+        </w:rPr>
+        <w:t>using skip connections and residual blocks with batch normalization.</w:t>
+      </w:r>
+      <w:r>
+        <w:rPr>
+          <w:lang w:val="en-US"/>
+        </w:rPr>
+        <w:t xml:space="preserve"> </w:t>
+      </w:r>
+      <w:r>
+        <w:rPr>
+          <w:lang w:val="en-US"/>
+        </w:rPr>
+        <w:t>The skip connections added with residual blocks makes a closer fit of the training data by enabling f(x) + x.</w:t>
+      </w:r>
+      <w:r>
+        <w:rPr>
+          <w:lang w:val="en-US"/>
+        </w:rPr>
+        <w:t xml:space="preserve"> That’s quite a different idea than a CNN, albeit both works for image recognition.</w:t>
+      </w:r>
+    </w:p>
+    <w:p>
+      <w:pPr>
+        <w:rPr>
+          <w:lang w:val="en-US"/>
+        </w:rPr>
+      </w:pPr>
+    </w:p>
+    <w:p>
+      <w:pPr>
+        <w:rPr>
+          <w:lang w:val="en-US"/>
+        </w:rPr>
+      </w:pPr>
+      <w:r>
+        <w:rPr>
+          <w:lang w:val="en-US"/>
+        </w:rPr>
+        <w:t xml:space="preserve">7. </w:t>
+      </w:r>
+    </w:p>
     <w:sectPr>
       <w:pgSz w:w="11900" w:h="16840"/>
       <w:pgMar w:top="1440" w:right="1440" w:bottom="725" w:left="1440" w:header="708" w:footer="708" w:gutter="0"/>

--- a/EECS_738_machine_learning/lab4/Lab 4.docx
+++ b/EECS_738_machine_learning/lab4/Lab 4.docx
@@ -701,7 +701,43 @@
         <w:rPr>
           <w:lang w:val="en-US"/>
         </w:rPr>
-        <w:t xml:space="preserve">there’re more layers in a residual block, thus more weights to update in </w:t>
+        <w:t xml:space="preserve">there’re more layers in a residual block, more weights </w:t>
+      </w:r>
+      <w:r>
+        <w:rPr>
+          <w:lang w:val="en-US"/>
+        </w:rPr>
+        <w:t xml:space="preserve">need </w:t>
+      </w:r>
+      <w:r>
+        <w:rPr>
+          <w:lang w:val="en-US"/>
+        </w:rPr>
+        <w:t>to</w:t>
+      </w:r>
+      <w:r>
+        <w:rPr>
+          <w:lang w:val="en-US"/>
+        </w:rPr>
+        <w:t xml:space="preserve"> be</w:t>
+      </w:r>
+      <w:r>
+        <w:rPr>
+          <w:lang w:val="en-US"/>
+        </w:rPr>
+        <w:t xml:space="preserve"> update</w:t>
+      </w:r>
+      <w:r>
+        <w:rPr>
+          <w:lang w:val="en-US"/>
+        </w:rPr>
+        <w:t>d</w:t>
+      </w:r>
+      <w:r>
+        <w:rPr>
+          <w:lang w:val="en-US"/>
+        </w:rPr>
+        <w:t xml:space="preserve"> in </w:t>
       </w:r>
       <w:r>
         <w:rPr>
@@ -1454,6 +1490,305 @@
           <w:lang w:val="en-US"/>
         </w:rPr>
         <w:t xml:space="preserve">7. </w:t>
+      </w:r>
+      <w:r>
+        <w:rPr>
+          <w:lang w:val="en-US"/>
+        </w:rPr>
+        <w:t>It’s always fascinating to have some freedom playing with parameters and customize a best model.</w:t>
+      </w:r>
+      <w:r>
+        <w:rPr>
+          <w:lang w:val="en-US"/>
+        </w:rPr>
+        <w:t xml:space="preserve"> Here, the parameters being tuned include: residual block depth, number of skips, learning rate on optimizer(and even the entire optimizer), number of neurons per layer, dropout rate, and batch size.</w:t>
+      </w:r>
+      <w:r>
+        <w:rPr>
+          <w:lang w:val="en-US"/>
+        </w:rPr>
+        <w:t xml:space="preserve"> Before deep diving into parameter tuning, convolutional layers are also tried</w:t>
+      </w:r>
+      <w:r>
+        <w:rPr>
+          <w:lang w:val="en-US"/>
+        </w:rPr>
+        <w:t xml:space="preserve"> (not in residual blocks but after all blocks) but they didn’t seem to help.</w:t>
+      </w:r>
+      <w:r>
+        <w:rPr>
+          <w:lang w:val="en-US"/>
+        </w:rPr>
+        <w:t xml:space="preserve"> So it turned out to be a sheer observation on the performance change driven by tinkering standard ResNet architecture.</w:t>
+      </w:r>
+      <w:r>
+        <w:rPr>
+          <w:lang w:val="en-US"/>
+        </w:rPr>
+        <w:t xml:space="preserve"> </w:t>
+      </w:r>
+    </w:p>
+    <w:p>
+      <w:pPr>
+        <w:rPr>
+          <w:lang w:val="en-US"/>
+        </w:rPr>
+      </w:pPr>
+      <w:r>
+        <w:rPr>
+          <w:lang w:val="en-US"/>
+        </w:rPr>
+        <w:t>After tons of tuning, the best model tuned for the dataset contains the below parameters.</w:t>
+      </w:r>
+    </w:p>
+    <w:p>
+      <w:pPr>
+        <w:rPr>
+          <w:lang w:val="en-US"/>
+        </w:rPr>
+      </w:pPr>
+      <w:r>
+        <w:rPr>
+          <w:lang w:val="en-US"/>
+        </w:rPr>
+        <w:t xml:space="preserve">- </w:t>
+      </w:r>
+      <w:r>
+        <w:rPr>
+          <w:lang w:val="en-US"/>
+        </w:rPr>
+        <w:t>block depth: 10</w:t>
+      </w:r>
+    </w:p>
+    <w:p>
+      <w:pPr>
+        <w:rPr>
+          <w:lang w:val="en-US"/>
+        </w:rPr>
+      </w:pPr>
+      <w:r>
+        <w:rPr>
+          <w:lang w:val="en-US"/>
+        </w:rPr>
+        <w:t xml:space="preserve">- </w:t>
+      </w:r>
+      <w:r>
+        <w:rPr>
+          <w:lang w:val="en-US"/>
+        </w:rPr>
+        <w:t>skips: 3</w:t>
+      </w:r>
+    </w:p>
+    <w:p>
+      <w:pPr>
+        <w:rPr>
+          <w:lang w:val="en-US"/>
+        </w:rPr>
+      </w:pPr>
+      <w:r>
+        <w:rPr>
+          <w:lang w:val="en-US"/>
+        </w:rPr>
+        <w:t>- learning rate: 1e-3</w:t>
+      </w:r>
+    </w:p>
+    <w:p>
+      <w:pPr>
+        <w:rPr>
+          <w:lang w:val="en-US"/>
+        </w:rPr>
+      </w:pPr>
+      <w:r>
+        <w:rPr>
+          <w:lang w:val="en-US"/>
+        </w:rPr>
+        <w:t>- dropout rate: 0.1</w:t>
+      </w:r>
+    </w:p>
+    <w:p>
+      <w:pPr>
+        <w:rPr>
+          <w:lang w:val="en-US"/>
+        </w:rPr>
+      </w:pPr>
+      <w:r>
+        <w:rPr>
+          <w:lang w:val="en-US"/>
+        </w:rPr>
+        <w:t>- neurons per layer: 200s</w:t>
+      </w:r>
+    </w:p>
+    <w:p>
+      <w:pPr>
+        <w:rPr>
+          <w:lang w:val="en-US"/>
+        </w:rPr>
+      </w:pPr>
+    </w:p>
+    <w:p>
+      <w:pPr>
+        <w:rPr>
+          <w:lang w:val="en-US"/>
+        </w:rPr>
+      </w:pPr>
+      <w:r>
+        <w:rPr>
+          <w:lang w:val="en-US"/>
+        </w:rPr>
+        <w:t>The customized model contains an architecture like below.</w:t>
+      </w:r>
+    </w:p>
+    <w:p>
+      <w:pPr>
+        <w:rPr>
+          <w:lang w:val="en-US"/>
+        </w:rPr>
+      </w:pPr>
+      <w:r>
+        <w:rPr>
+          <w:lang w:val="en-US"/>
+        </w:rPr>
+        <w:br w:type="page"/>
+      </w:r>
+    </w:p>
+    <w:p>
+      <w:pPr>
+        <w:rPr>
+          <w:lang w:val="en-US"/>
+        </w:rPr>
+      </w:pPr>
+    </w:p>
+    <w:p>
+      <w:pPr>
+        <w:rPr>
+          <w:lang w:val="en-US"/>
+        </w:rPr>
+      </w:pPr>
+      <w:r>
+        <w:rPr>
+          <w:lang w:val="en-US"/>
+        </w:rPr>
+        <w:t xml:space="preserve">According to the empirical experience during parameter tuning, </w:t>
+      </w:r>
+      <w:r>
+        <w:rPr>
+          <w:lang w:val="en-US"/>
+        </w:rPr>
+        <w:t xml:space="preserve">increasing </w:t>
+      </w:r>
+      <w:r>
+        <w:rPr>
+          <w:lang w:val="en-US"/>
+        </w:rPr>
+        <w:t xml:space="preserve">residual </w:t>
+      </w:r>
+      <w:r>
+        <w:rPr>
+          <w:lang w:val="en-US"/>
+        </w:rPr>
+        <w:t xml:space="preserve">block depth a little bit will help with accuracy in </w:t>
+      </w:r>
+      <w:r>
+        <w:rPr>
+          <w:lang w:val="en-US"/>
+        </w:rPr>
+        <w:t xml:space="preserve">the </w:t>
+      </w:r>
+      <w:r>
+        <w:rPr>
+          <w:lang w:val="en-US"/>
+        </w:rPr>
+        <w:t>CIFAR dataset.</w:t>
+      </w:r>
+      <w:r>
+        <w:rPr>
+          <w:lang w:val="en-US"/>
+        </w:rPr>
+        <w:t xml:space="preserve"> Deeper block depth enables more capability </w:t>
+      </w:r>
+      <w:r>
+        <w:rPr>
+          <w:lang w:val="en-US"/>
+        </w:rPr>
+        <w:t>in</w:t>
+      </w:r>
+      <w:r>
+        <w:rPr>
+          <w:lang w:val="en-US"/>
+        </w:rPr>
+        <w:t xml:space="preserve"> extract</w:t>
+      </w:r>
+      <w:r>
+        <w:rPr>
+          <w:lang w:val="en-US"/>
+        </w:rPr>
+        <w:t>ing</w:t>
+      </w:r>
+      <w:r>
+        <w:rPr>
+          <w:lang w:val="en-US"/>
+        </w:rPr>
+        <w:t xml:space="preserve"> </w:t>
+      </w:r>
+      <w:r>
+        <w:rPr>
+          <w:lang w:val="en-US"/>
+        </w:rPr>
+        <w:t xml:space="preserve">&amp; understanding </w:t>
+      </w:r>
+      <w:r>
+        <w:rPr>
+          <w:lang w:val="en-US"/>
+        </w:rPr>
+        <w:t>regional information in the input image</w:t>
+      </w:r>
+      <w:r>
+        <w:rPr>
+          <w:lang w:val="en-US"/>
+        </w:rPr>
+        <w:t>.</w:t>
+      </w:r>
+      <w:r>
+        <w:rPr>
+          <w:lang w:val="en-US"/>
+        </w:rPr>
+        <w:t xml:space="preserve"> Also the skips matter as well.</w:t>
+      </w:r>
+      <w:r>
+        <w:rPr>
+          <w:lang w:val="en-US"/>
+        </w:rPr>
+        <w:t xml:space="preserve"> </w:t>
+      </w:r>
+      <w:r>
+        <w:rPr>
+          <w:lang w:val="en-US"/>
+        </w:rPr>
+        <w:t>Practically, s</w:t>
+      </w:r>
+      <w:r>
+        <w:rPr>
+          <w:lang w:val="en-US"/>
+        </w:rPr>
+        <w:t>etting skips too low or too high will make the performance decline.</w:t>
+      </w:r>
+      <w:r>
+        <w:rPr>
+          <w:lang w:val="en-US"/>
+        </w:rPr>
+        <w:t xml:space="preserve"> It’s quite possible that increasing the block skips involves deeper layers per residual block, where gradient vanishing would </w:t>
+      </w:r>
+      <w:r>
+        <w:rPr>
+          <w:lang w:val="en-US"/>
+        </w:rPr>
+        <w:t>occur</w:t>
+      </w:r>
+      <w:r>
+        <w:rPr>
+          <w:lang w:val="en-US"/>
+        </w:rPr>
+        <w:t xml:space="preserve"> for the first few layers inside the block.</w:t>
       </w:r>
     </w:p>
     <w:sectPr>

--- a/EECS_738_machine_learning/lab4/Lab 4.docx
+++ b/EECS_738_machine_learning/lab4/Lab 4.docx
@@ -1789,6 +1789,136 @@
           <w:lang w:val="en-US"/>
         </w:rPr>
         <w:t xml:space="preserve"> for the first few layers inside the block.</w:t>
+      </w:r>
+    </w:p>
+    <w:p>
+      <w:pPr>
+        <w:rPr>
+          <w:lang w:val="en-US"/>
+        </w:rPr>
+      </w:pPr>
+    </w:p>
+    <w:p>
+      <w:pPr>
+        <w:rPr>
+          <w:lang w:val="en-US"/>
+        </w:rPr>
+      </w:pPr>
+      <w:r>
+        <w:rPr>
+          <w:lang w:val="en-US"/>
+        </w:rPr>
+        <w:t xml:space="preserve">8. </w:t>
+      </w:r>
+      <w:r>
+        <w:rPr>
+          <w:lang w:val="en-US"/>
+        </w:rPr>
+        <w:t xml:space="preserve">The residua network differs from the baseline model </w:t>
+      </w:r>
+      <w:r>
+        <w:rPr>
+          <w:lang w:val="en-US"/>
+        </w:rPr>
+        <w:t>mainly by using skip connections.</w:t>
+      </w:r>
+      <w:r>
+        <w:rPr>
+          <w:lang w:val="en-US"/>
+        </w:rPr>
+        <w:t xml:space="preserve"> So that the input x would be added up with the block output to model the mapping.</w:t>
+      </w:r>
+      <w:r>
+        <w:rPr>
+          <w:lang w:val="en-US"/>
+        </w:rPr>
+        <w:t xml:space="preserve"> As discussed above, changing the mapping from F(x) to </w:t>
+      </w:r>
+      <w:r>
+        <w:rPr>
+          <w:lang w:val="en-US"/>
+        </w:rPr>
+        <w:t>F(x) + x</w:t>
+      </w:r>
+      <w:r>
+        <w:rPr>
+          <w:lang w:val="en-US"/>
+        </w:rPr>
+        <w:t xml:space="preserve"> enables stronger capability in fitting the training data than F(x) itself, since F(x) could be acting as identity mapping to </w:t>
+      </w:r>
+      <w:r>
+        <w:rPr>
+          <w:lang w:val="en-US"/>
+        </w:rPr>
+        <w:t>ensure it works at least no worse than the baseline.</w:t>
+      </w:r>
+    </w:p>
+    <w:p>
+      <w:pPr>
+        <w:rPr>
+          <w:lang w:val="en-US"/>
+        </w:rPr>
+      </w:pPr>
+      <w:r>
+        <w:rPr>
+          <w:lang w:val="en-US"/>
+        </w:rPr>
+        <w:t>Besides, theoretically</w:t>
+      </w:r>
+      <w:r>
+        <w:rPr>
+          <w:lang w:val="en-US"/>
+        </w:rPr>
+        <w:t>,</w:t>
+      </w:r>
+      <w:r>
+        <w:rPr>
+          <w:lang w:val="en-US"/>
+        </w:rPr>
+        <w:t xml:space="preserve"> adding the input with block output would </w:t>
+      </w:r>
+      <w:r>
+        <w:rPr>
+          <w:lang w:val="en-US"/>
+        </w:rPr>
+        <w:t xml:space="preserve">help the gradient descent </w:t>
+      </w:r>
+      <w:r>
+        <w:rPr>
+          <w:lang w:val="en-US"/>
+        </w:rPr>
+        <w:t xml:space="preserve">process to </w:t>
+      </w:r>
+      <w:r>
+        <w:rPr>
+          <w:lang w:val="en-US"/>
+        </w:rPr>
+        <w:t>retain larger gradient from subsequent layers for the input layer, thus alleviating the gradient vanishing problem</w:t>
+      </w:r>
+      <w:r>
+        <w:rPr>
+          <w:lang w:val="en-US"/>
+        </w:rPr>
+        <w:t xml:space="preserve"> for deeper networks</w:t>
+      </w:r>
+      <w:r>
+        <w:rPr>
+          <w:lang w:val="en-US"/>
+        </w:rPr>
+        <w:t>.</w:t>
+      </w:r>
+    </w:p>
+    <w:p>
+      <w:pPr>
+        <w:rPr>
+          <w:lang w:val="en-US"/>
+        </w:rPr>
+      </w:pPr>
+      <w:r>
+        <w:rPr>
+          <w:lang w:val="en-US"/>
+        </w:rPr>
+        <w:t xml:space="preserve">To generally improve the architecture for future models, </w:t>
       </w:r>
     </w:p>
     <w:sectPr>

--- a/EECS_738_machine_learning/lab4/Lab 4.docx
+++ b/EECS_738_machine_learning/lab4/Lab 4.docx
@@ -1919,6 +1919,54 @@
           <w:lang w:val="en-US"/>
         </w:rPr>
         <w:t xml:space="preserve">To generally improve the architecture for future models, </w:t>
+      </w:r>
+      <w:r>
+        <w:rPr>
+          <w:lang w:val="en-US"/>
+        </w:rPr>
+        <w:t>I think it</w:t>
+      </w:r>
+      <w:r>
+        <w:rPr>
+          <w:lang w:val="en-US"/>
+        </w:rPr>
+        <w:t xml:space="preserve"> should</w:t>
+      </w:r>
+      <w:r>
+        <w:rPr>
+          <w:lang w:val="en-US"/>
+        </w:rPr>
+        <w:t xml:space="preserve"> involve</w:t>
+      </w:r>
+      <w:r>
+        <w:rPr>
+          <w:lang w:val="en-US"/>
+        </w:rPr>
+        <w:t xml:space="preserve"> consideration on</w:t>
+      </w:r>
+      <w:r>
+        <w:rPr>
+          <w:lang w:val="en-US"/>
+        </w:rPr>
+        <w:t xml:space="preserve"> both structure representation for quality and implementation for viability</w:t>
+      </w:r>
+      <w:r>
+        <w:rPr>
+          <w:lang w:val="en-US"/>
+        </w:rPr>
+        <w:t>, which is a trade-off in most cases.</w:t>
+      </w:r>
+      <w:r>
+        <w:rPr>
+          <w:lang w:val="en-US"/>
+        </w:rPr>
+        <w:t xml:space="preserve"> Adopting more layers would be a general trend for comprehension related tasks such as image recognition, while </w:t>
+      </w:r>
+      <w:r>
+        <w:rPr>
+          <w:lang w:val="en-US"/>
+        </w:rPr>
+        <w:t xml:space="preserve">the architecture should optimize toward pruning connections for gradient passing as well as for computation efficiency. </w:t>
       </w:r>
     </w:p>
     <w:sectPr>

--- a/EECS_738_machine_learning/lab4/Lab 4.docx
+++ b/EECS_738_machine_learning/lab4/Lab 4.docx
@@ -1948,7 +1948,7 @@
         <w:rPr>
           <w:lang w:val="en-US"/>
         </w:rPr>
-        <w:t xml:space="preserve"> both structure representation for quality and implementation for viability</w:t>
+        <w:t xml:space="preserve"> both structure representation and implementation viability</w:t>
       </w:r>
       <w:r>
         <w:rPr>
@@ -1967,6 +1967,39 @@
           <w:lang w:val="en-US"/>
         </w:rPr>
         <w:t xml:space="preserve">the architecture should optimize toward pruning connections for gradient passing as well as for computation efficiency. </w:t>
+      </w:r>
+      <w:r>
+        <w:rPr>
+          <w:lang w:val="en-US"/>
+        </w:rPr>
+        <w:t xml:space="preserve">For example, partially connected layers such as </w:t>
+      </w:r>
+      <w:r>
+        <w:rPr>
+          <w:lang w:val="en-US"/>
+        </w:rPr>
+        <w:t>cov2d and pooling could be considered inside residual blocks.</w:t>
+      </w:r>
+    </w:p>
+    <w:p>
+      <w:pPr>
+        <w:rPr>
+          <w:lang w:val="en-US"/>
+        </w:rPr>
+      </w:pPr>
+    </w:p>
+    <w:p>
+      <w:pPr>
+        <w:rPr>
+          <w:rFonts w:hint="eastAsia"/>
+          <w:lang w:val="en-US"/>
+        </w:rPr>
+      </w:pPr>
+      <w:r>
+        <w:rPr>
+          <w:lang w:val="en-US"/>
+        </w:rPr>
+        <w:t>9.</w:t>
       </w:r>
     </w:p>
     <w:sectPr>

--- a/EECS_738_machine_learning/lab4/Lab 4.docx
+++ b/EECS_738_machine_learning/lab4/Lab 4.docx
@@ -2000,6 +2000,114 @@
           <w:lang w:val="en-US"/>
         </w:rPr>
         <w:t>9.</w:t>
+      </w:r>
+      <w:r>
+        <w:rPr>
+          <w:lang w:val="en-US"/>
+        </w:rPr>
+        <w:t xml:space="preserve"> The group project deals with a housing price dataset that contains a dozen of features depicting </w:t>
+      </w:r>
+      <w:r>
+        <w:rPr>
+          <w:lang w:val="en-US"/>
+        </w:rPr>
+        <w:t>samples of hous</w:t>
+      </w:r>
+      <w:r>
+        <w:rPr>
+          <w:lang w:val="en-US"/>
+        </w:rPr>
+        <w:t>ing info</w:t>
+      </w:r>
+      <w:r>
+        <w:rPr>
+          <w:lang w:val="en-US"/>
+        </w:rPr>
+        <w:t xml:space="preserve"> and their prices</w:t>
+      </w:r>
+      <w:r>
+        <w:rPr>
+          <w:lang w:val="en-US"/>
+        </w:rPr>
+        <w:t xml:space="preserve"> in Beijing.</w:t>
+      </w:r>
+      <w:r>
+        <w:rPr>
+          <w:lang w:val="en-US"/>
+        </w:rPr>
+        <w:t xml:space="preserve"> So looking from the dataset itself, it is not a typical scenario where ResNet could </w:t>
+      </w:r>
+      <w:r>
+        <w:rPr>
+          <w:lang w:val="en-US"/>
+        </w:rPr>
+        <w:t>sufficiently help.</w:t>
+      </w:r>
+      <w:r>
+        <w:rPr>
+          <w:lang w:val="en-US"/>
+        </w:rPr>
+        <w:t xml:space="preserve"> However</w:t>
+      </w:r>
+      <w:r>
+        <w:rPr>
+          <w:lang w:val="en-US"/>
+        </w:rPr>
+        <w:t>,</w:t>
+      </w:r>
+      <w:r>
+        <w:rPr>
+          <w:lang w:val="en-US"/>
+        </w:rPr>
+        <w:t xml:space="preserve"> </w:t>
+      </w:r>
+      <w:r>
+        <w:rPr>
+          <w:lang w:val="en-US"/>
+        </w:rPr>
+        <w:t xml:space="preserve">the idea of skip connections and identity function would be a tuning option </w:t>
+      </w:r>
+      <w:r>
+        <w:rPr>
+          <w:lang w:val="en-US"/>
+        </w:rPr>
+        <w:t xml:space="preserve">for </w:t>
+      </w:r>
+      <w:r>
+        <w:rPr>
+          <w:lang w:val="en-US"/>
+        </w:rPr>
+        <w:t>neural network architecture</w:t>
+      </w:r>
+      <w:r>
+        <w:rPr>
+          <w:lang w:val="en-US"/>
+        </w:rPr>
+        <w:t xml:space="preserve"> in predictive modeling</w:t>
+      </w:r>
+      <w:r>
+        <w:rPr>
+          <w:lang w:val="en-US"/>
+        </w:rPr>
+        <w:t xml:space="preserve"> </w:t>
+      </w:r>
+      <w:r>
+        <w:rPr>
+          <w:lang w:val="en-US"/>
+        </w:rPr>
+        <w:t>if it does not fit the data wel</w:t>
+      </w:r>
+      <w:r>
+        <w:rPr>
+          <w:lang w:val="en-US"/>
+        </w:rPr>
+        <w:t>l</w:t>
+      </w:r>
+      <w:r>
+        <w:rPr>
+          <w:lang w:val="en-US"/>
+        </w:rPr>
+        <w:t>.</w:t>
       </w:r>
     </w:p>
     <w:sectPr>

--- a/EECS_738_machine_learning/lab4/Lab 4.docx
+++ b/EECS_738_machine_learning/lab4/Lab 4.docx
@@ -47,6 +47,9 @@
     </w:p>
     <w:p>
       <w:r>
+        <w:rPr>
+          <w:noProof/>
+        </w:rPr>
         <w:drawing>
           <wp:inline distT="0" distB="0" distL="0" distR="0" wp14:anchorId="62CD8F98" wp14:editId="599BC5F3">
             <wp:extent cx="5727700" cy="1336675"/>
@@ -112,6 +115,9 @@
         <w:jc w:val="center"/>
       </w:pPr>
       <w:r>
+        <w:rPr>
+          <w:noProof/>
+        </w:rPr>
         <w:drawing>
           <wp:inline distT="0" distB="0" distL="0" distR="0" wp14:anchorId="7AB90AE8" wp14:editId="01155A76">
             <wp:extent cx="1929694" cy="6045200"/>
@@ -289,7 +295,6 @@
       <w:pPr>
         <w:jc w:val="center"/>
         <w:rPr>
-          <w:rFonts w:hint="eastAsia"/>
           <w:lang w:val="en-US"/>
         </w:rPr>
       </w:pPr>
@@ -1255,13 +1260,7 @@
               <w:rPr>
                 <w:lang w:val="en-US"/>
               </w:rPr>
-              <w:t>.</w:t>
-            </w:r>
-            <w:r>
-              <w:rPr>
-                <w:lang w:val="en-US"/>
-              </w:rPr>
-              <w:t>9</w:t>
+              <w:t>.9</w:t>
             </w:r>
             <w:r>
               <w:rPr>
@@ -1832,19 +1831,7 @@
         <w:rPr>
           <w:lang w:val="en-US"/>
         </w:rPr>
-        <w:t xml:space="preserve"> As discussed above, changing the mapping from F(x) to </w:t>
-      </w:r>
-      <w:r>
-        <w:rPr>
-          <w:lang w:val="en-US"/>
-        </w:rPr>
-        <w:t>F(x) + x</w:t>
-      </w:r>
-      <w:r>
-        <w:rPr>
-          <w:lang w:val="en-US"/>
-        </w:rPr>
-        <w:t xml:space="preserve"> enables stronger capability in fitting the training data than F(x) itself, since F(x) could be acting as identity mapping to </w:t>
+        <w:t xml:space="preserve"> As discussed above, changing the mapping from F(x) to F(x) + x enables stronger capability in fitting the training data than F(x) itself, since F(x) could be acting as identity mapping to </w:t>
       </w:r>
       <w:r>
         <w:rPr>
@@ -1948,7 +1935,67 @@
         <w:rPr>
           <w:lang w:val="en-US"/>
         </w:rPr>
-        <w:t xml:space="preserve"> both structure representation and implementation viability</w:t>
+        <w:t xml:space="preserve"> </w:t>
+      </w:r>
+      <w:r>
+        <w:rPr>
+          <w:lang w:val="en-US"/>
+        </w:rPr>
+        <w:t>deep</w:t>
+      </w:r>
+      <w:r>
+        <w:rPr>
+          <w:lang w:val="en-US"/>
+        </w:rPr>
+        <w:t>er</w:t>
+      </w:r>
+      <w:r>
+        <w:rPr>
+          <w:lang w:val="en-US"/>
+        </w:rPr>
+        <w:t xml:space="preserve"> layers </w:t>
+      </w:r>
+      <w:r>
+        <w:rPr>
+          <w:lang w:val="en-US"/>
+        </w:rPr>
+        <w:t>to enable</w:t>
+      </w:r>
+      <w:r>
+        <w:rPr>
+          <w:lang w:val="en-US"/>
+        </w:rPr>
+        <w:t xml:space="preserve"> </w:t>
+      </w:r>
+      <w:r>
+        <w:rPr>
+          <w:lang w:val="en-US"/>
+        </w:rPr>
+        <w:t xml:space="preserve">representation </w:t>
+      </w:r>
+      <w:r>
+        <w:rPr>
+          <w:lang w:val="en-US"/>
+        </w:rPr>
+        <w:t>as well as</w:t>
+      </w:r>
+      <w:r>
+        <w:rPr>
+          <w:lang w:val="en-US"/>
+        </w:rPr>
+        <w:t xml:space="preserve"> </w:t>
+      </w:r>
+      <w:r>
+        <w:rPr>
+          <w:lang w:val="en-US"/>
+        </w:rPr>
+        <w:t>computational</w:t>
+      </w:r>
+      <w:r>
+        <w:rPr>
+          <w:lang w:val="en-US"/>
+        </w:rPr>
+        <w:t xml:space="preserve"> viability</w:t>
       </w:r>
       <w:r>
         <w:rPr>
@@ -1991,7 +2038,6 @@
     <w:p>
       <w:pPr>
         <w:rPr>
-          <w:rFonts w:hint="eastAsia"/>
           <w:lang w:val="en-US"/>
         </w:rPr>
       </w:pPr>

--- a/EECS_738_machine_learning/lab4/Lab 4.docx
+++ b/EECS_738_machine_learning/lab4/Lab 4.docx
@@ -1634,39 +1634,6 @@
         <w:rPr>
           <w:lang w:val="en-US"/>
         </w:rPr>
-        <w:t>The customized model contains an architecture like below.</w:t>
-      </w:r>
-    </w:p>
-    <w:p>
-      <w:pPr>
-        <w:rPr>
-          <w:lang w:val="en-US"/>
-        </w:rPr>
-      </w:pPr>
-      <w:r>
-        <w:rPr>
-          <w:lang w:val="en-US"/>
-        </w:rPr>
-        <w:br w:type="page"/>
-      </w:r>
-    </w:p>
-    <w:p>
-      <w:pPr>
-        <w:rPr>
-          <w:lang w:val="en-US"/>
-        </w:rPr>
-      </w:pPr>
-    </w:p>
-    <w:p>
-      <w:pPr>
-        <w:rPr>
-          <w:lang w:val="en-US"/>
-        </w:rPr>
-      </w:pPr>
-      <w:r>
-        <w:rPr>
-          <w:lang w:val="en-US"/>
-        </w:rPr>
         <w:t xml:space="preserve">According to the empirical experience during parameter tuning, </w:t>
       </w:r>
       <w:r>
@@ -1775,7 +1742,14 @@
         <w:rPr>
           <w:lang w:val="en-US"/>
         </w:rPr>
-        <w:t xml:space="preserve"> It’s quite possible that increasing the block skips involves deeper layers per residual block, where gradient vanishing would </w:t>
+        <w:t xml:space="preserve"> It’s quite possible that increasing the block skips involves deeper </w:t>
+      </w:r>
+      <w:r>
+        <w:rPr>
+          <w:lang w:val="en-US"/>
+        </w:rPr>
+        <w:lastRenderedPageBreak/>
+        <w:t xml:space="preserve">layers per residual block, where gradient vanishing would </w:t>
       </w:r>
       <w:r>
         <w:rPr>
